--- a/site/files/potential-extensions/science-physics-math-boundary-discipline-he.docx
+++ b/site/files/potential-extensions/science-physics-math-boundary-discipline-he.docx
@@ -113,6 +113,18 @@
       </w:pPr>
       <w:r>
         <w:t>מקורות עבודה וזהירות: הפרק נשען על מסגרת התאוריה, ועל מקורות רקע כלליים שנבדקו מחוץ לפרומפט: UNESCO על בינה מלאכותית בחינוך, WHO על אתיקה וממשל של AI בבריאות, NIST AI RMF לניהול סיכוני AI, CERN/ATLAS על המודל הסטנדרטי וה-Higgs, NASA ו-ESA/Planck על קוסמולוגיה, Stanford Encyclopedia of Philosophy על Bell, Kochen-Specker וקונטקסטואליות, ו-Britannica/ISFDB לזיהוי ספרותי של Harlan Ellison ו-I Have No Mouth, and I Must Scream. המקורות אינם מוכנסים כהוכחות לתאוריה אלא כבלמים נגד שימוש ריק במונחים.</w:t>
+      </w:r>
+    </w:p>
+    <w:p>
+      <w:r>
+        <w:t xml:space="preserve">---</w:t>
+      </w:r>
+    </w:p>
+    <w:p>
+      <w:r>
+        <w:t xml:space="preserve">---
+הבהרת מתודולוגיה קצרה: כאשר המסמך משתמש במונחים מתחומי מתמטיקה, פיזיקה, מדעי המחשב, לוגיקה או בינה מלאכותית, יש לקרוא אותם לפי ההקשר המוצהר: לעיתים כמטאפורה מבנית, לעיתים כמודל קריאה, ולעיתים כטענה פורמלית רק אם הדבר נאמר במפורש. אין להבין שימוש במונח מדעי כהוכחה מדעית או מטפיזית בפני עצמו.
+</w:t>
       </w:r>
     </w:p>
     <w:sectPr>
